--- a/TSU_Deployment_Reference.docx
+++ b/TSU_Deployment_Reference.docx
@@ -7968,7 +7968,7 @@
           <w:color w:val="1A1A1A"/>
           <w:sz w:val="20"/>
         </w:rPr>
-        <w:t>Any Notion build queue updates or client record changes</w:t>
+        <w:t>Any build queue status or client record changes in Supabase</w:t>
       </w:r>
     </w:p>
     <w:p/>
